--- a/paper/paper_jors.docx
+++ b/paper/paper_jors.docx
@@ -3661,92 +3661,33 @@
         <w:t xml:space="preserve"> </w:t>
       </w:r>
       <w:r>
-        <w:t xml:space="preserve">Across the five real-logprobs endpoints tested,</w:t>
-      </w:r>
-      <w:r>
-        <w:t xml:space="preserve"> </w:t>
-      </w:r>
-      <w:r>
-        <w:t xml:space="preserve">the four OpenAI models (</w:t>
-      </w:r>
-      <w:r>
-        <w:rPr>
-          <w:rStyle w:val="VerbatimChar"/>
-        </w:rPr>
-        <w:t xml:space="preserve">gpt-3.5-turbo</w:t>
-      </w:r>
-      <w:r>
-        <w:t xml:space="preserve">,</w:t>
-      </w:r>
-      <w:r>
-        <w:t xml:space="preserve"> </w:t>
-      </w:r>
-      <w:r>
-        <w:rPr>
-          <w:rStyle w:val="VerbatimChar"/>
-        </w:rPr>
-        <w:t xml:space="preserve">gpt-4</w:t>
-      </w:r>
-      <w:r>
-        <w:t xml:space="preserve">,</w:t>
-      </w:r>
-      <w:r>
-        <w:t xml:space="preserve"> </w:t>
-      </w:r>
-      <w:r>
-        <w:rPr>
-          <w:rStyle w:val="VerbatimChar"/>
-        </w:rPr>
-        <w:t xml:space="preserve">gpt-4o-mini</w:t>
-      </w:r>
-      <w:r>
-        <w:t xml:space="preserve">,</w:t>
-      </w:r>
-      <w:r>
-        <w:t xml:space="preserve"> </w:t>
-      </w:r>
-      <w:r>
-        <w:rPr>
-          <w:rStyle w:val="VerbatimChar"/>
-        </w:rPr>
-        <w:t xml:space="preserve">gpt-4o</w:t>
-      </w:r>
-      <w:r>
-        <w:t xml:space="preserve">) all show</w:t>
-      </w:r>
-      <w:r>
-        <w:t xml:space="preserve"> </w:t>
-      </w:r>
-      <w:r>
-        <w:rPr>
-          <w:i/>
-          <w:iCs/>
-        </w:rPr>
-        <w:t xml:space="preserve">reversed</w:t>
-      </w:r>
-      <w:r>
-        <w:t xml:space="preserve"> </w:t>
-      </w:r>
-      <w:r>
-        <w:t xml:space="preserve">continuation-perplexity direction</w:t>
-      </w:r>
-      <w:r>
-        <w:t xml:space="preserve"> </w:t>
-      </w:r>
-      <w:r>
-        <w:t xml:space="preserve">(AI ppl &gt; human ppl), opposite to the classical DetectGPT</w:t>
-      </w:r>
-      <w:r>
-        <w:t xml:space="preserve"> </w:t>
-      </w:r>
-      <w:r>
-        <w:t xml:space="preserve">assumption</w:t>
+        <w:t xml:space="preserve">T7 implements a continuation-perplexity probe in</w:t>
+      </w:r>
+      <w:r>
+        <w:t xml:space="preserve"> </w:t>
+      </w:r>
+      <w:r>
+        <w:t xml:space="preserve">the GLTR / DetectGPT line of work</w:t>
       </w:r>
       <w:r>
         <w:t xml:space="preserve"> </w:t>
       </w:r>
       <w:r>
         <w:t xml:space="preserve">(</w:t>
+      </w:r>
+      <w:hyperlink w:anchor="ref-gehrmann2019gltr">
+        <w:r>
+          <w:rPr>
+            <w:rStyle w:val="Hyperlink"/>
+          </w:rPr>
+          <w:t xml:space="preserve">Gehrmann et al. 2019</w:t>
+        </w:r>
+      </w:hyperlink>
+      <w:r>
+        <w:t xml:space="preserve">;</w:t>
+      </w:r>
+      <w:r>
+        <w:t xml:space="preserve"> </w:t>
       </w:r>
       <w:hyperlink w:anchor="ref-mitchell2023detectgpt">
         <w:r>
@@ -3760,13 +3701,114 @@
         <w:t xml:space="preserve">)</w:t>
       </w:r>
       <w:r>
-        <w:t xml:space="preserve">; the one non-OpenAI endpoint</w:t>
-      </w:r>
-      <w:r>
-        <w:t xml:space="preserve"> </w:t>
-      </w:r>
-      <w:r>
-        <w:t xml:space="preserve">(Groq</w:t>
+        <w:t xml:space="preserve">. Across the five</w:t>
+      </w:r>
+      <w:r>
+        <w:t xml:space="preserve"> </w:t>
+      </w:r>
+      <w:r>
+        <w:t xml:space="preserve">real-logprobs endpoints tested, the four OpenAI models</w:t>
+      </w:r>
+      <w:r>
+        <w:t xml:space="preserve"> </w:t>
+      </w:r>
+      <w:r>
+        <w:t xml:space="preserve">(</w:t>
+      </w:r>
+      <w:r>
+        <w:rPr>
+          <w:rStyle w:val="VerbatimChar"/>
+        </w:rPr>
+        <w:t xml:space="preserve">gpt-3.5-turbo</w:t>
+      </w:r>
+      <w:r>
+        <w:t xml:space="preserve">,</w:t>
+      </w:r>
+      <w:r>
+        <w:t xml:space="preserve"> </w:t>
+      </w:r>
+      <w:r>
+        <w:rPr>
+          <w:rStyle w:val="VerbatimChar"/>
+        </w:rPr>
+        <w:t xml:space="preserve">gpt-4</w:t>
+      </w:r>
+      <w:r>
+        <w:t xml:space="preserve">,</w:t>
+      </w:r>
+      <w:r>
+        <w:t xml:space="preserve"> </w:t>
+      </w:r>
+      <w:r>
+        <w:rPr>
+          <w:rStyle w:val="VerbatimChar"/>
+        </w:rPr>
+        <w:t xml:space="preserve">gpt-4o-mini</w:t>
+      </w:r>
+      <w:r>
+        <w:t xml:space="preserve">,</w:t>
+      </w:r>
+      <w:r>
+        <w:t xml:space="preserve"> </w:t>
+      </w:r>
+      <w:r>
+        <w:rPr>
+          <w:rStyle w:val="VerbatimChar"/>
+        </w:rPr>
+        <w:t xml:space="preserve">gpt-4o</w:t>
+      </w:r>
+      <w:r>
+        <w:t xml:space="preserve">) all show</w:t>
+      </w:r>
+      <w:r>
+        <w:t xml:space="preserve"> </w:t>
+      </w:r>
+      <w:r>
+        <w:rPr>
+          <w:i/>
+          <w:iCs/>
+        </w:rPr>
+        <w:t xml:space="preserve">reversed</w:t>
+      </w:r>
+      <w:r>
+        <w:t xml:space="preserve"> </w:t>
+      </w:r>
+      <w:r>
+        <w:t xml:space="preserve">continuation-perplexity direction (AI ppl &gt; human ppl),</w:t>
+      </w:r>
+      <w:r>
+        <w:t xml:space="preserve"> </w:t>
+      </w:r>
+      <w:r>
+        <w:t xml:space="preserve">opposite to the classical assumption that LLM-authored prose</w:t>
+      </w:r>
+      <w:r>
+        <w:t xml:space="preserve"> </w:t>
+      </w:r>
+      <w:r>
+        <w:t xml:space="preserve">exhibits</w:t>
+      </w:r>
+      <w:r>
+        <w:t xml:space="preserve"> </w:t>
+      </w:r>
+      <w:r>
+        <w:rPr>
+          <w:i/>
+          <w:iCs/>
+        </w:rPr>
+        <w:t xml:space="preserve">lower</w:t>
+      </w:r>
+      <w:r>
+        <w:t xml:space="preserve"> </w:t>
+      </w:r>
+      <w:r>
+        <w:t xml:space="preserve">reference-LM perplexity than human academic</w:t>
+      </w:r>
+      <w:r>
+        <w:t xml:space="preserve"> </w:t>
+      </w:r>
+      <w:r>
+        <w:t xml:space="preserve">writing; the one non-OpenAI endpoint (Groq</w:t>
       </w:r>
       <w:r>
         <w:t xml:space="preserve"> </w:t>
@@ -3778,7 +3820,13 @@
         <w:t xml:space="preserve">qwen/qwen3-32b</w:t>
       </w:r>
       <w:r>
-        <w:t xml:space="preserve">) shows the textbook direction. At an</w:t>
+        <w:t xml:space="preserve">) shows</w:t>
+      </w:r>
+      <w:r>
+        <w:t xml:space="preserve"> </w:t>
+      </w:r>
+      <w:r>
+        <w:t xml:space="preserve">the textbook direction. At an</w:t>
       </w:r>
       <w:r>
         <w:t xml:space="preserve"> </w:t>
@@ -6293,7 +6341,7 @@
       </w:r>
     </w:p>
     <w:bookmarkEnd w:id="42"/>
-    <w:bookmarkStart w:id="61" w:name="references"/>
+    <w:bookmarkStart w:id="63" w:name="references"/>
     <w:p>
       <w:pPr>
         <w:pStyle w:val="Heading1"/>
@@ -6302,7 +6350,7 @@
         <w:t xml:space="preserve">References</w:t>
       </w:r>
     </w:p>
-    <w:bookmarkStart w:id="60" w:name="refs"/>
+    <w:bookmarkStart w:id="62" w:name="refs"/>
     <w:bookmarkStart w:id="44" w:name="ref-benjamini1995controlling"/>
     <w:p>
       <w:pPr>
@@ -6516,16 +6564,19 @@
       </w:r>
     </w:p>
     <w:bookmarkEnd w:id="51"/>
-    <w:bookmarkStart w:id="53" w:name="ref-heathers2018sprite"/>
+    <w:bookmarkStart w:id="53" w:name="ref-gehrmann2019gltr"/>
     <w:p>
       <w:pPr>
         <w:pStyle w:val="Bibliography"/>
       </w:pPr>
       <w:r>
-        <w:t xml:space="preserve">Heathers, James AJ, Nicholas JL Brown, James C Coyne, et al.</w:t>
-      </w:r>
-      <w:r>
-        <w:t xml:space="preserve"> 2018.</w:t>
+        <w:t xml:space="preserve">Gehrmann, Sebastian, Hendrik Strobelt, and Alexander M Rush. 2019.</w:t>
+      </w:r>
+      <w:r>
+        <w:t xml:space="preserve"> </w:t>
+      </w:r>
+      <w:r>
+        <w:t xml:space="preserve">“GLTR: Statistical Detection and Visualization of Generated Text.”</w:t>
       </w:r>
       <w:r>
         <w:t xml:space="preserve"> </w:t>
@@ -6535,6 +6586,46 @@
           <w:i/>
           <w:iCs/>
         </w:rPr>
+        <w:t xml:space="preserve">Proceedings of ACL System Demonstrations</w:t>
+      </w:r>
+      <w:r>
+        <w:t xml:space="preserve">, 111–16.</w:t>
+      </w:r>
+      <w:r>
+        <w:t xml:space="preserve"> </w:t>
+      </w:r>
+      <w:hyperlink r:id="rId52">
+        <w:r>
+          <w:rPr>
+            <w:rStyle w:val="Hyperlink"/>
+          </w:rPr>
+          <w:t xml:space="preserve">https://doi.org/10.18653/v1/P19-3019</w:t>
+        </w:r>
+      </w:hyperlink>
+      <w:r>
+        <w:t xml:space="preserve">.</w:t>
+      </w:r>
+    </w:p>
+    <w:bookmarkEnd w:id="53"/>
+    <w:bookmarkStart w:id="55" w:name="ref-heathers2018sprite"/>
+    <w:p>
+      <w:pPr>
+        <w:pStyle w:val="Bibliography"/>
+      </w:pPr>
+      <w:r>
+        <w:t xml:space="preserve">Heathers, James AJ, Nicholas JL Brown, James C Coyne, et al.</w:t>
+      </w:r>
+      <w:r>
+        <w:t xml:space="preserve"> 2018.</w:t>
+      </w:r>
+      <w:r>
+        <w:t xml:space="preserve"> </w:t>
+      </w:r>
+      <w:r>
+        <w:rPr>
+          <w:i/>
+          <w:iCs/>
+        </w:rPr>
         <w:t xml:space="preserve">Recovering Data from Summary Statistics: Sample Parameter Reconstruction via Iterative TEchniques (SPRITE)</w:t>
       </w:r>
       <w:r>
@@ -6543,7 +6634,7 @@
       <w:r>
         <w:t xml:space="preserve"> </w:t>
       </w:r>
-      <w:hyperlink r:id="rId52">
+      <w:hyperlink r:id="rId54">
         <w:r>
           <w:rPr>
             <w:rStyle w:val="Hyperlink"/>
@@ -6555,8 +6646,8 @@
         <w:t xml:space="preserve">.</w:t>
       </w:r>
     </w:p>
-    <w:bookmarkEnd w:id="53"/>
-    <w:bookmarkStart w:id="54" w:name="ref-kobak2025delving"/>
+    <w:bookmarkEnd w:id="55"/>
+    <w:bookmarkStart w:id="56" w:name="ref-kobak2025delving"/>
     <w:p>
       <w:pPr>
         <w:pStyle w:val="Bibliography"/>
@@ -6584,8 +6675,8 @@
         <w:t xml:space="preserve">.</w:t>
       </w:r>
     </w:p>
-    <w:bookmarkEnd w:id="54"/>
-    <w:bookmarkStart w:id="56" w:name="ref-landis1977measurement"/>
+    <w:bookmarkEnd w:id="56"/>
+    <w:bookmarkStart w:id="58" w:name="ref-landis1977measurement"/>
     <w:p>
       <w:pPr>
         <w:pStyle w:val="Bibliography"/>
@@ -6618,7 +6709,7 @@
       <w:r>
         <w:t xml:space="preserve"> </w:t>
       </w:r>
-      <w:hyperlink r:id="rId55">
+      <w:hyperlink r:id="rId57">
         <w:r>
           <w:rPr>
             <w:rStyle w:val="Hyperlink"/>
@@ -6630,8 +6721,8 @@
         <w:t xml:space="preserve">.</w:t>
       </w:r>
     </w:p>
-    <w:bookmarkEnd w:id="56"/>
-    <w:bookmarkStart w:id="57" w:name="ref-mitchell2023detectgpt"/>
+    <w:bookmarkEnd w:id="58"/>
+    <w:bookmarkStart w:id="59" w:name="ref-mitchell2023detectgpt"/>
     <w:p>
       <w:pPr>
         <w:pStyle w:val="Bibliography"/>
@@ -6659,8 +6750,8 @@
         <w:t xml:space="preserve">.</w:t>
       </w:r>
     </w:p>
-    <w:bookmarkEnd w:id="57"/>
-    <w:bookmarkStart w:id="59" w:name="ref-nuijten2016statcheck"/>
+    <w:bookmarkEnd w:id="59"/>
+    <w:bookmarkStart w:id="61" w:name="ref-nuijten2016statcheck"/>
     <w:p>
       <w:pPr>
         <w:pStyle w:val="Bibliography"/>
@@ -6693,7 +6784,7 @@
       <w:r>
         <w:t xml:space="preserve"> </w:t>
       </w:r>
-      <w:hyperlink r:id="rId58">
+      <w:hyperlink r:id="rId60">
         <w:r>
           <w:rPr>
             <w:rStyle w:val="Hyperlink"/>
@@ -6705,9 +6796,9 @@
         <w:t xml:space="preserve">.</w:t>
       </w:r>
     </w:p>
-    <w:bookmarkEnd w:id="59"/>
-    <w:bookmarkEnd w:id="60"/>
     <w:bookmarkEnd w:id="61"/>
+    <w:bookmarkEnd w:id="62"/>
+    <w:bookmarkEnd w:id="63"/>
     <w:sectPr>
       <w:footnotePr>
         <w:numRestart w:val="eachSect"/>
